--- a/engine/tmgh_study/TMGH_Sources_10-09-2026.docx
+++ b/engine/tmgh_study/TMGH_Sources_10-09-2026.docx
@@ -368,6 +368,44 @@
           </w:p>
         </w:tc>
       </w:tr>
+      <w:tr>
+        <w:trPr>
+          <w:cantSplit/>
+        </w:trPr>
+        <w:tc>
+          <w:tcPr>
+            <w:tcW w:type="dxa" w:w="7143"/>
+          </w:tcPr>
+          <w:p>
+            <w:r/>
+            <w:r>
+              <w:rPr>
+                <w:color w:val="1A1D21"/>
+                <w:sz w:val="17"/>
+              </w:rPr>
+              <w:t>TMG disclosure of 31 May 2026 on the Baghdad licence, which states the transaction takes the total group land bank from about 115mn sqm to about 128mn sqm and the GCC land bank to about 28mn sqm</w:t>
+            </w:r>
+          </w:p>
+        </w:tc>
+        <w:tc>
+          <w:tcPr>
+            <w:tcW w:type="dxa" w:w="1928"/>
+          </w:tcPr>
+          <w:p>
+            <w:pPr>
+              <w:jc w:val="right"/>
+            </w:pPr>
+            <w:r/>
+            <w:r>
+              <w:rPr>
+                <w:color w:val="1A1D21"/>
+                <w:sz w:val="17"/>
+              </w:rPr>
+              <w:t>2026-05-31</w:t>
+            </w:r>
+          </w:p>
+        </w:tc>
+      </w:tr>
     </w:tbl>
     <w:p>
       <w:pPr>
@@ -13637,7 +13675,108 @@
                 <w:color w:val="1A1D21"/>
                 <w:sz w:val="15"/>
               </w:rPr>
-              <w:t>stated as 'c.20 mn sqm' on the release's own indicator panel</w:t>
+              <w:t>stated as 'c.20 mn sqm' on the release's own indicator panel. THIS IS THE REMAINING DEVELOPABLE LAND AND NOT THE GROUP TOTAL, and the distinction is w</w:t>
+            </w:r>
+          </w:p>
+        </w:tc>
+      </w:tr>
+      <w:tr>
+        <w:trPr>
+          <w:cantSplit/>
+        </w:trPr>
+        <w:tc>
+          <w:tcPr>
+            <w:tcW w:type="dxa" w:w="1310"/>
+          </w:tcPr>
+          <w:p>
+            <w:r/>
+            <w:r>
+              <w:rPr>
+                <w:color w:val="1A1D21"/>
+                <w:sz w:val="15"/>
+              </w:rPr>
+              <w:t>landbank group total msqm</w:t>
+            </w:r>
+          </w:p>
+        </w:tc>
+        <w:tc>
+          <w:tcPr>
+            <w:tcW w:type="dxa" w:w="879"/>
+          </w:tcPr>
+          <w:p>
+            <w:pPr>
+              <w:jc w:val="right"/>
+            </w:pPr>
+            <w:r/>
+            <w:r>
+              <w:rPr>
+                <w:color w:val="1A1D21"/>
+                <w:sz w:val="15"/>
+              </w:rPr>
+              <w:t>128</w:t>
+            </w:r>
+          </w:p>
+        </w:tc>
+        <w:tc>
+          <w:tcPr>
+            <w:tcW w:type="dxa" w:w="1446"/>
+          </w:tcPr>
+          <w:p>
+            <w:r/>
+            <w:r>
+              <w:rPr>
+                <w:color w:val="1A1D21"/>
+                <w:sz w:val="15"/>
+              </w:rPr>
+              <w:t>mn sqm</w:t>
+            </w:r>
+          </w:p>
+        </w:tc>
+        <w:tc>
+          <w:tcPr>
+            <w:tcW w:type="dxa" w:w="1128"/>
+          </w:tcPr>
+          <w:p>
+            <w:pPr>
+              <w:jc w:val="right"/>
+            </w:pPr>
+            <w:r/>
+            <w:r>
+              <w:rPr>
+                <w:color w:val="1A1D21"/>
+                <w:sz w:val="15"/>
+              </w:rPr>
+              <w:t>2026-05-31</w:t>
+            </w:r>
+          </w:p>
+        </w:tc>
+        <w:tc>
+          <w:tcPr>
+            <w:tcW w:type="dxa" w:w="1344"/>
+          </w:tcPr>
+          <w:p>
+            <w:r/>
+            <w:r>
+              <w:rPr>
+                <w:color w:val="1A1D21"/>
+                <w:sz w:val="15"/>
+              </w:rPr>
+              <w:t>A</w:t>
+            </w:r>
+          </w:p>
+        </w:tc>
+        <w:tc>
+          <w:tcPr>
+            <w:tcW w:type="dxa" w:w="2965"/>
+          </w:tcPr>
+          <w:p>
+            <w:r/>
+            <w:r>
+              <w:rPr>
+                <w:color w:val="1A1D21"/>
+                <w:sz w:val="15"/>
+              </w:rPr>
+              <w:t>REGISTERED FOR CONTEXT AND FEEDS NOTHING. It is the gross-acquired measure described above; the 12.8mn sqm Baghdad addition inside it is an Iraqi inve</w:t>
             </w:r>
           </w:p>
         </w:tc>
@@ -16607,7 +16746,7 @@
                 <w:color w:val="1A1D21"/>
                 <w:sz w:val="17"/>
               </w:rPr>
-              <w:t>the method used here gives 35.74%; the price the shares trade at implies 17.6% to 32.3%</w:t>
+              <w:t>the method used here gives 31.56%; the price the shares trade at implies 17.6% to 32.3%</w:t>
             </w:r>
           </w:p>
         </w:tc>

--- a/engine/tmgh_study/TMGH_Sources_10-09-2026.docx
+++ b/engine/tmgh_study/TMGH_Sources_10-09-2026.docx
@@ -27,7 +27,7 @@
           <w:color w:val="5B6570"/>
           <w:sz w:val="20"/>
         </w:rPr>
-        <w:t>Sources, inputs and judgements · 1 September 2026</w:t>
+        <w:t>Sources, inputs and judgements · 10 September 2026</w:t>
       </w:r>
     </w:p>
     <w:p>
@@ -16347,7 +16347,7 @@
                 <w:color w:val="1A1D21"/>
                 <w:sz w:val="17"/>
               </w:rPr>
-              <w:t>Finance cost is disclosed as finance expenses plus bank charges, with no split between interest on borrowings and the unwinding of the significant financing component on customer contracts. The implied 44% on opening interest-bearing debt is therefore not a borrowing rate. WHAT WOULD CLOSE IT: the split, or a disclosed weighted average borrowing rate.</w:t>
+              <w:t>Finance cost is disclosed as finance expenses plus bank charges, with no split between interest on borrowings and the unwinding of the significant financing component on customer contracts. The implied rate on opening interest-bearing debt -- which section 1.6 computes and prints -- is therefore not a borrowing rate. WHAT WOULD CLOSE IT: the split, or a disclosed weighted average borrowing rate.</w:t>
             </w:r>
           </w:p>
         </w:tc>
